--- a/backend/tools/Journal/output/template_test/test_ijece.docx
+++ b/backend/tools/Journal/output/template_test/test_ijece.docx
@@ -236,6 +236,91 @@
           <w:szCs w:val="20"/>
         </w:rPr>
         <w:t>REFERENCES</w:t>
+      </w:r>
+    </w:p>
+    <w:p>
+      <w:pPr>
+        <w:spacing w:before="0" w:after="0" w:line="240" w:lineRule="auto"/>
+        <w:jc w:val="both"/>
+        <w:ind w:left="426" w:hanging="426"/>
+      </w:pPr>
+      <w:r>
+        <w:rPr>
+          <w:rFonts w:ascii="Times New Roman" w:hAnsi="Times New Roman" w:eastAsia="Times New Roman" w:cs="Times New Roman"/>
+          <w:b w:val="0"/>
+          <w:i w:val="0"/>
+          <w:sz w:val="16"/>
+          <w:szCs w:val="16"/>
+        </w:rPr>
+        <w:t>Vaswani, A. et al. (2017) "Attention is All You Need,".</w:t>
+      </w:r>
+    </w:p>
+    <w:p>
+      <w:pPr>
+        <w:spacing w:before="0" w:after="0" w:line="240" w:lineRule="auto"/>
+        <w:jc w:val="both"/>
+        <w:ind w:left="426" w:hanging="426"/>
+      </w:pPr>
+      <w:r>
+        <w:rPr>
+          <w:rFonts w:ascii="Times New Roman" w:hAnsi="Times New Roman" w:eastAsia="Times New Roman" w:cs="Times New Roman"/>
+          <w:b w:val="0"/>
+          <w:i w:val="0"/>
+          <w:sz w:val="16"/>
+          <w:szCs w:val="16"/>
+        </w:rPr>
+        <w:t>Devlin, J. et al. (2018) "BERT: Pre-training of Deep Bidirectional Transformers,".</w:t>
+      </w:r>
+    </w:p>
+    <w:p>
+      <w:pPr>
+        <w:spacing w:before="0" w:after="0" w:line="240" w:lineRule="auto"/>
+        <w:jc w:val="both"/>
+        <w:ind w:left="426" w:hanging="426"/>
+      </w:pPr>
+      <w:r>
+        <w:rPr>
+          <w:rFonts w:ascii="Times New Roman" w:hAnsi="Times New Roman" w:eastAsia="Times New Roman" w:cs="Times New Roman"/>
+          <w:b w:val="0"/>
+          <w:i w:val="0"/>
+          <w:sz w:val="16"/>
+          <w:szCs w:val="16"/>
+        </w:rPr>
+        <w:t>Brown, T. et al. (2020) "Language Models are Few-Shot Learners,".</w:t>
+      </w:r>
+    </w:p>
+    <w:p>
+      <w:pPr>
+        <w:spacing w:before="0" w:after="0" w:line="240" w:lineRule="auto"/>
+        <w:jc w:val="both"/>
+        <w:ind w:left="426" w:hanging="426"/>
+      </w:pPr>
+      <w:r>
+        <w:rPr>
+          <w:rFonts w:ascii="Times New Roman" w:hAnsi="Times New Roman" w:eastAsia="Times New Roman" w:cs="Times New Roman"/>
+          <w:b w:val="0"/>
+          <w:i w:val="0"/>
+          <w:sz w:val="16"/>
+          <w:szCs w:val="16"/>
+        </w:rPr>
+        <w:t>Mikolov, T. et al. (2013) "Distributed Representations of Words,".</w:t>
+      </w:r>
+    </w:p>
+    <w:p>
+      <w:pPr>
+        <w:spacing w:before="0" w:after="0" w:line="240" w:lineRule="auto"/>
+        <w:jc w:val="both"/>
+        <w:ind w:left="426" w:hanging="426"/>
+      </w:pPr>
+      <w:r>
+        <w:rPr>
+          <w:rFonts w:ascii="Times New Roman" w:hAnsi="Times New Roman" w:eastAsia="Times New Roman" w:cs="Times New Roman"/>
+          <w:b w:val="0"/>
+          <w:i w:val="0"/>
+          <w:sz w:val="16"/>
+          <w:szCs w:val="16"/>
+        </w:rPr>
+        <w:t>Hochreiter, S. et al. (1997) "Long Short-Term Memory,".</w:t>
       </w:r>
     </w:p>
     <w:sectPr>
